--- a/zht/docx/28.content.docx
+++ b/zht/docx/28.content.docx
@@ -19,7 +19,7 @@
         <w:rPr>
           <w:lang w:val="zh_TW" w:bidi="zh_TW"/>
         </w:rPr>
-        <w:t>Resource: 研讀筆記 - 書籍簡介 (Tyndale)</w:t>
+        <w:t>Resource: Tyndale Open Study Notes</w:t>
       </w:r>
       <w:r>
         <w:rPr>
@@ -112,7 +112,7 @@
         <w:rPr>
           <w:lang w:val="zh_TW" w:bidi="zh_TW"/>
         </w:rPr>
-        <w:t>研讀筆記 - 書籍簡介 (Tyndale)</w:t>
+        <w:t>Tyndale Open Study Notes</w:t>
       </w:r>
     </w:p>
     <w:p>

--- a/zht/docx/28.content.docx
+++ b/zht/docx/28.content.docx
@@ -19,7 +19,7 @@
         <w:rPr>
           <w:lang w:val="zh_TW" w:bidi="zh_TW"/>
         </w:rPr>
-        <w:t>Resource: Tyndale Open Study Notes</w:t>
+        <w:t>Resource: Aquifer Open Study Notes (Book Intros)</w:t>
       </w:r>
       <w:r>
         <w:rPr>
@@ -112,7 +112,7 @@
         <w:rPr>
           <w:lang w:val="zh_TW" w:bidi="zh_TW"/>
         </w:rPr>
-        <w:t>Tyndale Open Study Notes</w:t>
+        <w:t>Aquifer Open Study Notes (Book Intros)</w:t>
       </w:r>
     </w:p>
     <w:p>

--- a/zht/docx/28.content.docx
+++ b/zht/docx/28.content.docx
@@ -258,36 +258,24 @@
         </w:rPr>
         <w:t>古代以色列歷史上，極少有時期比公元前700年間中期更為動盪。何西阿開始他的先知事奉時，正值北國以色列處於耶羅波安二世長久而穩定的統治末期（公元前793–753）。雖然耶羅波安二世是一位行惡的君王（</w:t>
       </w:r>
-      <w:hyperlink r:id="rId13">
-        <w:r>
-          <w:rPr>
-            <w:lang w:val="zh_TW" w:bidi="zh_TW"/>
-          </w:rPr>
-          <w:rPr>
-            <w:color w:val="0000EE"/>
-            <w:u w:val="single"/>
-          </w:rPr>
-          <w:t>王下14:23–24</w:t>
-        </w:r>
-      </w:hyperlink>
+      <w:r>
+        <w:rPr>
+          <w:lang w:val="zh_TW" w:bidi="zh_TW"/>
+        </w:rPr>
+        <w:t>王下14:23–24</w:t>
+      </w:r>
       <w:r>
         <w:rPr>
           <w:lang w:val="zh_TW" w:bidi="zh_TW"/>
         </w:rPr>
         <w:t>），但他卻是一位強而有力的領袖，使以色列的疆界擴張到自大衛與所羅門的輝煌時代以來未曾見過的規模（</w:t>
       </w:r>
-      <w:hyperlink r:id="rId14">
-        <w:r>
-          <w:rPr>
-            <w:lang w:val="zh_TW" w:bidi="zh_TW"/>
-          </w:rPr>
-          <w:rPr>
-            <w:color w:val="0000EE"/>
-            <w:u w:val="single"/>
-          </w:rPr>
-          <w:t>王下14:25–28</w:t>
-        </w:r>
-      </w:hyperlink>
+      <w:r>
+        <w:rPr>
+          <w:lang w:val="zh_TW" w:bidi="zh_TW"/>
+        </w:rPr>
+        <w:t>王下14:25–28</w:t>
+      </w:r>
       <w:r>
         <w:rPr>
           <w:lang w:val="zh_TW" w:bidi="zh_TW"/>
@@ -355,18 +343,12 @@
           <w:lang w:val="zh_TW" w:bidi="zh_TW"/>
         </w:rPr>
       </w:r>
-      <w:hyperlink r:id="rId15">
-        <w:r>
-          <w:rPr>
-            <w:lang w:val="zh_TW" w:bidi="zh_TW"/>
-          </w:rPr>
-          <w:rPr>
-            <w:color w:val="0000EE"/>
-            <w:u w:val="single"/>
-          </w:rPr>
-          <w:t>第一至三章</w:t>
-        </w:r>
-      </w:hyperlink>
+      <w:r>
+        <w:rPr>
+          <w:lang w:val="zh_TW" w:bidi="zh_TW"/>
+        </w:rPr>
+        <w:t>第一至三章</w:t>
+      </w:r>
       <w:r>
         <w:rPr>
           <w:lang w:val="zh_TW" w:bidi="zh_TW"/>
@@ -381,18 +363,12 @@
           <w:lang w:val="zh_TW" w:bidi="zh_TW"/>
         </w:rPr>
       </w:r>
-      <w:hyperlink r:id="rId16">
-        <w:r>
-          <w:rPr>
-            <w:lang w:val="zh_TW" w:bidi="zh_TW"/>
-          </w:rPr>
-          <w:rPr>
-            <w:color w:val="0000EE"/>
-            <w:u w:val="single"/>
-          </w:rPr>
-          <w:t>第四至十四章</w:t>
-        </w:r>
-      </w:hyperlink>
+      <w:r>
+        <w:rPr>
+          <w:lang w:val="zh_TW" w:bidi="zh_TW"/>
+        </w:rPr>
+        <w:t>第四至十四章</w:t>
+      </w:r>
       <w:r>
         <w:rPr>
           <w:lang w:val="zh_TW" w:bidi="zh_TW"/>
@@ -424,18 +400,12 @@
         </w:rPr>
         <w:t>除了何西阿書之外，我們對先知何西阿的生平幾乎一無所知。我們只知道他的父親名字（</w:t>
       </w:r>
-      <w:hyperlink r:id="rId17">
-        <w:r>
-          <w:rPr>
-            <w:lang w:val="zh_TW" w:bidi="zh_TW"/>
-          </w:rPr>
-          <w:rPr>
-            <w:color w:val="0000EE"/>
-            <w:u w:val="single"/>
-          </w:rPr>
-          <w:t>1:1</w:t>
-        </w:r>
-      </w:hyperlink>
+      <w:r>
+        <w:rPr>
+          <w:lang w:val="zh_TW" w:bidi="zh_TW"/>
+        </w:rPr>
+        <w:t>1:1</w:t>
+      </w:r>
       <w:r>
         <w:rPr>
           <w:lang w:val="zh_TW" w:bidi="zh_TW"/>
@@ -456,18 +426,12 @@
         </w:rPr>
         <w:t>何西阿在北國以色列事奉是由大約公元前760年開始，直到公元前722年以色列滅亡前夕結束（見</w:t>
       </w:r>
-      <w:hyperlink r:id="rId17">
-        <w:r>
-          <w:rPr>
-            <w:lang w:val="zh_TW" w:bidi="zh_TW"/>
-          </w:rPr>
-          <w:rPr>
-            <w:color w:val="0000EE"/>
-            <w:u w:val="single"/>
-          </w:rPr>
-          <w:t>1:1</w:t>
-        </w:r>
-      </w:hyperlink>
+      <w:r>
+        <w:rPr>
+          <w:lang w:val="zh_TW" w:bidi="zh_TW"/>
+        </w:rPr>
+        <w:t>1:1</w:t>
+      </w:r>
       <w:r>
         <w:rPr>
           <w:lang w:val="zh_TW" w:bidi="zh_TW"/>
